--- a/docs/transferai-prospection/packs-entreprises-cibles-2026-07/ELTON_OIL_CI/Courrier_ELTON_OIL_CI_2026-07-07.docx
+++ b/docs/transferai-prospection/packs-entreprises-cibles-2026-07/ELTON_OIL_CI/Courrier_ELTON_OIL_CI_2026-07-07.docx
@@ -278,7 +278,7 @@
           <w:b/>
           <w:bCs/>
         </w:rPr>
-        <w:t xml:space="preserve">Soulemane Konate</w:t>
+        <w:t xml:space="preserve">Casimir Kassi Beda</w:t>
       </w:r>
     </w:p>
     <w:p>
@@ -286,7 +286,7 @@
         <w:spacing w:after="40"/>
       </w:pPr>
       <w:r>
-        <w:t xml:space="preserve">Directeur IA &amp; Innovation — TransferAI Africa</w:t>
+        <w:t xml:space="preserve">Directeur Général — Nettelecom CI x TransferAI Africa</w:t>
       </w:r>
     </w:p>
     <w:p>
